--- a/example_articles/states/Maine/3.states_Maine_New_York_Times.docx
+++ b/example_articles/states/Maine/3.states_Maine_New_York_Times.docx
@@ -27,17 +27,17 @@
     </w:p>
     <w:p>
       <w:r>
-        <w:t>Source File: NYT/16.DOCX</w:t>
+        <w:t>Source file: NYT/16.DOCX</w:t>
       </w:r>
     </w:p>
     <w:p>
       <w:r>
-        <w:t>Raw locations result: ['Maine']</w:t>
+        <w:t>Raw locations result, 'locations': ['Maine']</w:t>
       </w:r>
     </w:p>
     <w:p>
       <w:r>
-        <w:t>states_stand_flat (Standardized): Maine</w:t>
+        <w:t>Standardized locations result, 'states_stand_flat': Maine</w:t>
       </w:r>
     </w:p>
     <w:p>

--- a/example_articles/states/Maine/3.states_Maine_New_York_Times.docx
+++ b/example_articles/states/Maine/3.states_Maine_New_York_Times.docx
@@ -7,7 +7,7 @@
         <w:pStyle w:val="Heading1"/>
       </w:pPr>
       <w:r>
-        <w:t>Brexit Is Happening. You May as Well Laugh About It.</w:t>
+        <w:t>Working Hard, Doing Well, Less Than Excited About Bush's Tax Plan</w:t>
       </w:r>
     </w:p>
     <w:p>
@@ -17,17 +17,17 @@
     </w:p>
     <w:p>
       <w:r>
-        <w:t>Date: 2018-08-26</w:t>
+        <w:t>Date: 2001-04-08</w:t>
       </w:r>
     </w:p>
     <w:p>
       <w:r>
-        <w:t>Section: ARTS</w:t>
+        <w:t>Section: Section 1; Column 1; National Desk; Pg. 16</w:t>
       </w:r>
     </w:p>
     <w:p>
       <w:r>
-        <w:t>Source file: NYT/16.DOCX</w:t>
+        <w:t>Source file: NYT/23.DOCX</w:t>
       </w:r>
     </w:p>
     <w:p>
@@ -49,49 +49,72 @@
     </w:p>
     <w:p>
       <w:r>
-        <w:t>EDINBURGH — As Britain stands on the cusp of major change, an unfamiliar mood of introspection has taken hold at its biggest comedy and arts festival, the Edinburgh Festival Fringe.</w:t>
+        <w:t xml:space="preserve">In 1997, Steve Ducharme was carrying plasterboard when he heard something pop in his arm and felt something strange in his armpit. It was his biceps muscle, which had snapped and then sprung back into his armpit like a recoiling window shade. </w:t>
         <w:br/>
-        <w:t>For two years, Britain has been preoccupied with its imminent departure from the European Union, set for March 2019. Brexit, as the process is known, is everywhere in the press, on television and on social media.</w:t>
+        <w:t xml:space="preserve">     That started the worst of bad times for Mr. Ducharme, a carpenter in this southern Maine town: unemployment, bankruptcy, a repossessed car, the works. </w:t>
         <w:br/>
-        <w:t>But the precise details of how it will take place have remained maddeningly elusive, and are the subject of acrimonious political debate. "It's hard to make comedy out of situational paralysis," said Nish Kumar, a comedian whose show at the Fringe is called "It's In Your Nature to Destroy Yourselves."</w:t>
+        <w:t xml:space="preserve"> But four years later, these are the best of good times for Mr. Ducharme, 35; his wife, Lisa, 29; their three boys, and their two Rottweiler puppies. They have just moved into a four-bedroom house they cannot believe they actually own; he drives a new four-wheel-drive Ford truck; there is work galore for him, and his family can afford to do more on a Friday night than ride the $1 trolleys not far from the Bush compound in nearby Kennebunkport. </w:t>
         <w:br/>
-        <w:t>Brexit is, nonetheless, a hot topic at the last edition of the Fringe before Britain is due to withdraw from the bloc. A lot of shows are sending up the tortured process of Britain's departure, including lighthearted theater pieces like "Jonny Woo's All Star Brexit Cabaret" and a big, silly comedy called, simply, "Brexit."</w:t>
+        <w:t xml:space="preserve">In their past downs and current ups, economists say, the Ducharmes are typical of the American working-class family earning $30,000 to $50,000. They owned too little stock -- just a couple of thousand dollars in Mrs. Ducharme's 401K plan, which they pulled out when they needed it -- to benefit from the levitating market. But they have reaped a bonanza in pay raises and longer work hours thanks to the economy's prolonged vigor and low unemployment. </w:t>
         <w:br/>
-        <w:t>But, many comedians on both sides are trying to understand and explain, rather than merely mock. Mr. Kumar said that 2016 was the year for angry Brexit-themed shows, hastily rewritten in the months between the vote that set the withdrawal in motion and the opening of the Fringe. In 2018, the festival seems to reflect a nation that is finally coming to terms with the fact that Brexit is happening.</w:t>
+        <w:t xml:space="preserve">The funny thing is that the Ducharmes' prosperity seems to dim their enthusiasm a bit for the tax cut proposed by President Bush. What matters most to them is to avoid a recession, but they say they are not certain the tax cut will do that. As for the tax dollars they would save, even though Mr. Ducharme goes without health insurance, he and his wife said they would rather see government money go to the truly needy than back into their own pockets. </w:t>
         <w:br/>
-        <w:t>Several acts this year have forsworn the traditional structure of a stand-up performance in favor of something explicitly educational. In Kieran Hodgson's brilliant " '75," the comedian abandons the autobiographical tone of his previous shows, and instead takes a historical view of Britain's troubled historical relationship with the European Union's predecessor, the European Economic Community. It is essentially a lecture, albeit an entertaining one.</w:t>
+        <w:t xml:space="preserve">"If we have all this surplus, why do we have so many hungry kids and homeless people?" asked Lisa Ducharme, who earns about $20,000 a year working full time in a homeless shelter. "We have a roof over our heads, our kids are clothed, we have everything we need to live." </w:t>
         <w:br/>
-        <w:t>"Oh, the show is way out of date," said Mr. Hodgson in an interview. "But if I'd made it in 2014 nobody would have come to see it."</w:t>
+        <w:t>"It's nice the working class will get some kind of benefit, but they should put more into the poor to help them get back on their feet and get back into the working class," Mrs. Ducharme said. "But right now they're not going to see a dime of it; how could they?"</w:t>
         <w:br/>
-        <w:t>Luisa Omielan's "Politics for Bitches" sees the English comic attempting to understand a world of Brexit and President Trump. It begins with a lengthy, town hall-like segment in which Ms. Omielan earnestly engages her audience in dialogue on the mechanics of the British state. It's a topic she said had not previously concerned her.</w:t>
+        <w:t xml:space="preserve">The Ducharmes figured they would each probably get a few hundred dollars back under the Bush plan. In fact, they would benefit more: largely because of their three children and the president's proposal to double the tax credit from $500 to $1,000 on each child, they would reduce their basic tax bill by about $2,300, to only about $400, as calculated for The New York Times by the accounting firm Deloitte &amp; Touche. </w:t>
         <w:br/>
-        <w:t>"I don't want political people coming to my show," she said. "Political nerds are not going to learn anything: I want people who'd say, 'Politics is boring.' "</w:t>
+        <w:t>But even when told about those additional savings, Lisa Ducharme seemed lukewarm. The added child credits made a lot of sense, she said, because children cost much more than $500 a year, and she would be glad to get that money. But what about a welfare mother who, given the money, "could take her child to McDonald's, something we all take for granted?"</w:t>
         <w:br/>
-        <w:t>With "Traditionalism," Geoff Norcott is one of the small but growing number of right-wing comedians plying their trade at the Fringe. He voted to leave the European Union and said he was pleased by the signs of a more accepting atmosphere at the event this year.</w:t>
+        <w:t xml:space="preserve">The Ducharmes may be less excited than one might expect because they have recently reaped a much greater windfall, one that made more difference to their lives than a tax cut would. Last year, they were renting a two-bedroom trailer for $700 a month, wondering how they could get a mortgage with a bankruptcy in their history, and thinking without enthusiasm that they should perhaps add a room to the trailer. </w:t>
         <w:br/>
-        <w:t>Mr. Norcott said he believed that being pro-Brexit made his job at the Fringe easier: His takes stood out as original in the liberal-leaning world of British comedy. A working-class comedian who supports the Conservative Party, he said he was "a strange proposition" at the festival.</w:t>
+        <w:t>Luckily for them, Mrs. Ducharme had noticed a house on Shaker Pond in Alfred that sat empty for years. She had dreamed of living there, though there was no sign that the house was for sale. She managed to get the owner's unlisted number on Cape Cod and called him up. He talked to the Ducharmes, decided they would take good care of the house and, to make a long story short, sold it to them for $160,000 when he could probably have gotten more than $200,000.</w:t>
         <w:br/>
-        <w:t>"I voted in line with the majority of the country — but somehow here I'm exotic," he said. "On most social issues, I represent the broad sweep of the public's opinion. But you put me on stage, and it makes it weird."</w:t>
+        <w:t xml:space="preserve">That gap between price and value persuaded the bank to give the family a mortgage big enough to cover a new truck for Mr. Ducharme's work as well, and after months of work on floors and walls and ceilings long neglected, the Ducharmes moved in this February. </w:t>
         <w:br/>
-        <w:t>Mr. Hodgson's " '75" also explores how social class intersects with the Brexit debate. It is framed by the story of how he, a middle-class man who voted to stay in the European Union, fell out with his mother, a working-class woman who voted to leave. There is a similar scene in the "All Star Brexit Cabaret," in which the London-dwelling, remain-voting host Jonny Woo sings an obscene song to his parents after he returns home and they tell him they voted for Brexit. Both are playing with the idea of a nation divided by class, age and geography.</w:t>
+        <w:t xml:space="preserve">"My parents were factory workers," Mr. Ducharme said. "I never dreamed in this life I'd have anything this nice. I take a walk out back and ask, 'What am I doing here?' " </w:t>
         <w:br/>
-        <w:t>Mr. Norcott said that the Fringe's audiences skew heavily toward those who disagree with the 2016 referendum result. He asks the crowd to raise their hands and share their political affiliations, as does Leo Kearse, a Scotsman whose stand-up show is called "Right Wing Comedian." Mr. Kearse voted remain but said he felt exasperated by people still complaining about the electorate's decision. There was now a hunger for alternative voices, he added.</w:t>
+        <w:t>Mrs. Ducharme, meanwhile, has worked at the shelter since 1994, but her initial salary was $6.30 an hour, compared with the $11 she makes now. Mr. Ducharme makes $25 an hour. A few years ago he made $18.</w:t>
         <w:br/>
-        <w:t>"There's a cloying liberal attitude at the moment," he said, "a culture of trying to shame people. I think in private people are really sick of it." He added that he was frequently heckled throughout last year's Fringe, but less so this year.</w:t>
+        <w:t xml:space="preserve">Most working-class families have not seen such generous raises; in fact, economists say, the rise in income that families in the Ducharmes' bracket have seen comes largely from increased work hours rather than from pay raises. </w:t>
         <w:br/>
-        <w:t>Mr. Norcott said that his audiences overwhelmingly supported Britain staying in the European Union, but that he believed they were beginning to accept the decision to leave. "There are still people on Twitter arguing against the referendum," he said. "But I think, in the broader country, people have moved on."</w:t>
+        <w:t>The current edition of "The State of Working America," a book published by the Economic Policy Institute, says incomes for households like the Ducharmes' dropped slightly between 1990 and 1995, and have risen by about 2.5 percent since 1995. But average wages went up by only 1 percent, so the rest of that increase must have come largely from extra work hours. A typical middle-income family, the book points out, worked 247 hours, or about six weeks, more in 1998 than it had in 1989.</w:t>
         <w:br/>
-        <w:t>Ironically, he said, the British government's poor handling of Brexit had been a unifying force — something that people of all political persuasions were able to laugh at.</w:t>
+        <w:t xml:space="preserve">"It's very good news that we got back to family incomes rising nearly as rapidly as they did during the booming Vietnam War days," said Barry Bluestone, a labor economist at Northeastern University. "However, this time it has come at the expense of rather dramatic increases in hours of work; the earlier time it came out of a much larger increase in wages." </w:t>
         <w:br/>
-        <w:t>"In a weird way," Mr. Norcott said, "the sense of farce is something that brings us together."</w:t>
+        <w:t xml:space="preserve">Indeed, the Ducharmes work hard. Lisa Ducharme worked at the shelter right until she delivered her two younger sons, Nick, nearly 3, and Josh, 11 months. Her oldest son, Kevin, is 12. Steve Ducharme often has to take "carpenter's holidays" when the weather is bad, but he has been averaging 45 hours of work a week lately. He tries to keep his hours down to preserve time with his family, but he is also well aware that the good times may not last. </w:t>
         <w:br/>
-        <w:t>PHOTO: "Jonny Woo's All Star Brexit Cabaret" is one of many shows at the Edinburgh Festival Fringe that poke fun at the tortured process of Britain's withdrawal from the European Union. (PHOTOGRAPH BY Steve Ullathorne FOR THE NEW YORK TIMES)</w:t>
+        <w:t xml:space="preserve">The bankruptcy showed his vulnerability. After his biceps snapped, he needed an operation, and without insurance that meant $6,000 out of pocket. He could not work at full strength for months. The bills piled up until the pile toppled over. For a while, when Lisa was pregnant with Nick, she would put off prenatal doctor's appointments because under her insurance plan she had to pay for them herself and then be reimbursed, and she lacked the cash. </w:t>
         <w:br/>
-        <w:t>Related Articles</w:t>
+        <w:t xml:space="preserve">"That was an awful, awful time," she said. </w:t>
         <w:br/>
-        <w:t>At Edinburgh Fringe, a Spotlight on Mental Health</w:t>
+        <w:t xml:space="preserve">For such families, Professor Bluestone noted, what is most critical is to prevent a recession that would cut their hours of work. What they need most is an economic measure, whether a tax cut or an idea he prefers -- a quick $500 "prosperity rebate" to every taxpayer -- to prevent such a recession. </w:t>
         <w:br/>
-        <w:t>In Edinburgh, the Plays Are Short (and Some Are Sweet)</w:t>
+        <w:t>It has only been in the last couple of years, Mr. Ducharme said, that he has gotten back to making the kind of money he made in the late 1980's, before the last recession. The current economic slowdown is not affecting him yet, he said. "But believe me, the worries are there. You watch it on the news and it's 'Oh, no, not again!' No, just give me a few years!"</w:t>
+        <w:br/>
+        <w:t>The Ducharmes, both high school graduates and the children of factory workers, are not politically active. Mr. Ducharme voted for George W. Bush mainly because he liked the first President George Bush and because he wanted to punish the Clinton administration for what he saw as its sleaziness. Mrs. Ducharme voted for Vice President Al Gore because she liked Bill Clinton's job performance.</w:t>
+        <w:br/>
+        <w:t xml:space="preserve">Mr. Bush's promised tax cut influenced neither of them, they said, because they did not believe it would happen. But now they say they are disturbed by the analyses showing that the tax cut will benefit the rich far more than it will benefit the poor or the middle class. </w:t>
+        <w:br/>
+        <w:t>"They'll give back billions to the rich people," Mrs. Ducharme said. "It's not going to the economy." The tax cut will benefit her family, she said, but the money will probably just be eaten up by house expenses or back taxes and make no real difference in their standard of living.</w:t>
+        <w:br/>
+        <w:t>She remembers the shame, she said, of having a pink lunch ticket, showing that her lunch, unlike most of the other children's, was subsidized because her family was poor. If the tax-cut money went to the poor, she said, parents could pay for children who cannot now afford to go on school field trips or learn to play an instrument, and save them the humiliation of a pink lunch ticket.</w:t>
+        <w:br/>
+        <w:t>"Why should any child have to go through that?" she asked.</w:t>
+        <w:br/>
+        <w:t>This is the last article in a series about how taxpayers at varying income levels would be affected by the Bush tax cut proposal.</w:t>
+        <w:br/>
+        <w:br/>
+        <w:t>http://www.nytimes.com</w:t>
+        <w:br/>
+        <w:br/>
+        <w:t>Graphic</w:t>
+        <w:br/>
+        <w:br/>
+        <w:t xml:space="preserve"> </w:t>
+        <w:br/>
+        <w:t>Photo: Steve and Lisa Ducharme and their 11-month-old son, Josh, at the home the boom economy helped them to buy in Alfred, Me. The couple, who a year ago were living in a trailer, say recession is what they fear most. (Jared Leeds for The New York Times)</w:t>
       </w:r>
     </w:p>
     <w:sectPr>

--- a/example_articles/states/Maine/3.states_Maine_New_York_Times.docx
+++ b/example_articles/states/Maine/3.states_Maine_New_York_Times.docx
@@ -7,7 +7,7 @@
         <w:pStyle w:val="Heading1"/>
       </w:pPr>
       <w:r>
-        <w:t>Working Hard, Doing Well, Less Than Excited About Bush's Tax Plan</w:t>
+        <w:t>During Rikers Upheaval, the 'Prettiest Village in Maine' Beckoned</w:t>
       </w:r>
     </w:p>
     <w:p>
@@ -17,17 +17,17 @@
     </w:p>
     <w:p>
       <w:r>
-        <w:t>Date: 2001-04-08</w:t>
+        <w:t>Date: 2017-04-30</w:t>
       </w:r>
     </w:p>
     <w:p>
       <w:r>
-        <w:t>Section: Section 1; Column 1; National Desk; Pg. 16</w:t>
+        <w:t>Section: NYREGION</w:t>
       </w:r>
     </w:p>
     <w:p>
       <w:r>
-        <w:t>Source file: NYT/23.DOCX</w:t>
+        <w:t>Source file: NYT/28.DOCX</w:t>
       </w:r>
     </w:p>
     <w:p>
@@ -49,72 +49,61 @@
     </w:p>
     <w:p>
       <w:r>
-        <w:t xml:space="preserve">In 1997, Steve Ducharme was carrying plasterboard when he heard something pop in his arm and felt something strange in his armpit. It was his biceps muscle, which had snapped and then sprung back into his armpit like a recoiling window shade. </w:t>
+        <w:t>WISCASSET, Me. — The trip, even in the best of conditions, is one that will eat up at least a quarter of a day. It starts with creeping through traffic heading out of New York City and soon gives way to a tour of New England. One route touches five states, skirting bigger cities and cutting through smaller ones, but mostly the journey is spent cruising along on six-lane highways, whipping past a blur of trees.</w:t>
         <w:br/>
-        <w:t xml:space="preserve">     That started the worst of bad times for Mr. Ducharme, a carpenter in this southern Maine town: unemployment, bankruptcy, a repossessed car, the works. </w:t>
+        <w:t>Investigators found that Joseph Ponte, the correction commissioner in New York City, had repeatedly taken his city-issued sport-utility vehicle on trips that ended around here, a small town near the Maine coast with streets dotted with colonial homes and a blink-and-you-will-miss-it downtown that is nonetheless something of a draw.</w:t>
         <w:br/>
-        <w:t xml:space="preserve"> But four years later, these are the best of good times for Mr. Ducharme, 35; his wife, Lisa, 29; their three boys, and their two Rottweiler puppies. They have just moved into a four-bedroom house they cannot believe they actually own; he drives a new four-wheel-drive Ford truck; there is work galore for him, and his family can afford to do more on a Friday night than ride the $1 trolleys not far from the Bush compound in nearby Kennebunkport. </w:t>
+        <w:t>An inquiry by the city's Department of Investigation into the personal use of Correction Department vehicles found that they had been driven off to outlet malls and the Hamptons and, in the case of Mr. Ponte, to Maine, where he lived before coming to New York in 2014.</w:t>
         <w:br/>
-        <w:t xml:space="preserve">In their past downs and current ups, economists say, the Ducharmes are typical of the American working-class family earning $30,000 to $50,000. They owned too little stock -- just a couple of thousand dollars in Mrs. Ducharme's 401K plan, which they pulled out when they needed it -- to benefit from the levitating market. But they have reaped a bonanza in pay raises and longer work hours thanks to the economy's prolonged vigor and low unemployment. </w:t>
+        <w:t>Tracking the vehicle's movements through GPS, E-ZPass data and records on gasoline purchases, along with other information, investigators found that Mr. Ponte had spent 90 days last year outside of New York, including 35 during the workweek.</w:t>
         <w:br/>
-        <w:t xml:space="preserve">The funny thing is that the Ducharmes' prosperity seems to dim their enthusiasm a bit for the tax cut proposed by President Bush. What matters most to them is to avoid a recession, but they say they are not certain the tax cut will do that. As for the tax dollars they would save, even though Mr. Ducharme goes without health insurance, he and his wife said they would rather see government money go to the truly needy than back into their own pockets. </w:t>
+        <w:t>Among the destinations, officials said, was Wiscasset, a town of more than 3,000 people reached after long rides on winding country roads and marked with a welcome sign that declares it the "Prettiest Village in Maine." Mr. Ponte and his wife had, until recently, owned a home here, and he has adult children living in the state. Officials said he had also visited nearby resorts.</w:t>
         <w:br/>
-        <w:t xml:space="preserve">"If we have all this surplus, why do we have so many hungry kids and homeless people?" asked Lisa Ducharme, who earns about $20,000 a year working full time in a homeless shelter. "We have a roof over our heads, our kids are clothed, we have everything we need to live." </w:t>
+        <w:t>The working-class town, sitting along the Sheepscot River, has an economy driven in large part by tourism; antiques dealers, art galleries and boutiques dominate the few blocks that constitute downtown, and Red's Eats, a small food stand, overshadows them all with its ability to draw a crowd as noteworthy as its lobster rolls.</w:t>
         <w:br/>
-        <w:t>"It's nice the working class will get some kind of benefit, but they should put more into the poor to help them get back on their feet and get back into the working class," Mrs. Ducharme said. "But right now they're not going to see a dime of it; how could they?"</w:t>
+        <w:t>Some around Wiscasset said they had recognized Mr. Ponte or had encountered him or his wife around town. But many said people here tended to place a premium on independence, treasuring a kind of live-and-let-live attitude in which neighbors are friendly but also allow for a bit of space.</w:t>
         <w:br/>
-        <w:t xml:space="preserve">The Ducharmes figured they would each probably get a few hundred dollars back under the Bush plan. In fact, they would benefit more: largely because of their three children and the president's proposal to double the tax credit from $500 to $1,000 on each child, they would reduce their basic tax bill by about $2,300, to only about $400, as calculated for The New York Times by the accounting firm Deloitte &amp; Touche. </w:t>
+        <w:t>"Everyone just leaves you alone," said Deb Schaffer, who owns a boutique downtown and remembers seeing Mr. Ponte and exchanging greetings on the street. "But if you need something, they're there to help."</w:t>
         <w:br/>
-        <w:t>But even when told about those additional savings, Lisa Ducharme seemed lukewarm. The added child credits made a lot of sense, she said, because children cost much more than $500 a year, and she would be glad to get that money. But what about a welfare mother who, given the money, "could take her child to McDonald's, something we all take for granted?"</w:t>
+        <w:t>Mr. Ponte does not appear to have left much of an impression on his neighbors around Wiscasset. But he had built a reputation for driving reforms in the prison as the commissioner of the state's Department of Corrections, gaining the support of prisoner rights advocates and others who praised him for being accessible and hard-working.</w:t>
         <w:br/>
-        <w:t xml:space="preserve">The Ducharmes may be less excited than one might expect because they have recently reaped a much greater windfall, one that made more difference to their lives than a tax cut would. Last year, they were renting a two-bedroom trailer for $700 a month, wondering how they could get a mortgage with a bankruptcy in their history, and thinking without enthusiasm that they should perhaps add a room to the trailer. </w:t>
+        <w:t>His work in Maine led him to be recruited by Mayor Bill de Blasio in 2014 in an effort to overhaul the Correction Department in New York. During his time as commissioner, the agency has had some successes, including expanding education and therapeutic programs and ending solitary confinement for inmates younger than 22.</w:t>
         <w:br/>
-        <w:t>Luckily for them, Mrs. Ducharme had noticed a house on Shaker Pond in Alfred that sat empty for years. She had dreamed of living there, though there was no sign that the house was for sale. She managed to get the owner's unlisted number on Cape Cod and called him up. He talked to the Ducharmes, decided they would take good care of the house and, to make a long story short, sold it to them for $160,000 when he could probably have gotten more than $200,000.</w:t>
+        <w:t>But the report on the Department of Investigation's inquiry, which was released last week, reprimanded Mr. Ponte for the misuse of his city vehicle on trips that led to frequent absences during a time of upheaval at the Rikers Island jail complex. The            mayor has defended Mr. Ponte, saying that he maintained his faith in the commissioner and that Mr. Ponte had been acting on incorrect guidance.</w:t>
         <w:br/>
-        <w:t xml:space="preserve">That gap between price and value persuaded the bank to give the family a mortgage big enough to cover a new truck for Mr. Ducharme's work as well, and after months of work on floors and walls and ceilings long neglected, the Ducharmes moved in this February. </w:t>
+        <w:t>Officials said he had put about 18,500 miles of out-of-state travel on the vehicle, costing less than $1,800 in gas and tolls. Officials and investigators declined to elaborate on where he had gone on those trips, and it is unclear how he spent his time in Maine.</w:t>
         <w:br/>
-        <w:t xml:space="preserve">"My parents were factory workers," Mr. Ducharme said. "I never dreamed in this life I'd have anything this nice. I take a walk out back and ask, 'What am I doing here?' " </w:t>
+        <w:t>Mr. Ponte and his wife had owned a home in Wiscasset about a mile from downtown, a gray house perched on a hill at the end of a short road, with a wraparound porch offering a sweeping view of the river and a panorama of trees. It is about a half-hour drive to the State Department of Corrections headquarters in Augusta.</w:t>
         <w:br/>
-        <w:t>Mrs. Ducharme, meanwhile, has worked at the shelter since 1994, but her initial salary was $6.30 an hour, compared with the $11 she makes now. Mr. Ducharme makes $25 an hour. A few years ago he made $18.</w:t>
+        <w:t>The house, built in 1993, was sold in March and had been listed for $299,000; the new owner, Vince Pepe, said he and his wife had paid close to the asking price. Mr. Pepe, an artist, said the home is 2,600 square feet; was outfitted with its own sauna and workout room; and came with 13 acres of property, with a red barn near the house.</w:t>
         <w:br/>
-        <w:t xml:space="preserve">Most working-class families have not seen such generous raises; in fact, economists say, the rise in income that families in the Ducharmes' bracket have seen comes largely from increased work hours rather than from pay raises. </w:t>
+        <w:t>Some neighbors in an apartment complex downhill from the Pontes' former home said that they had seen Mr. Ponte and his wife on occasional visits in the past, and that before the house had been on the market, the Pontes' daughter had been living there. R. Keith Rendall, an artist who lives down the street, said he had never seen much happening at the home and had assumed it was part of the apartment complex.</w:t>
         <w:br/>
-        <w:t>The current edition of "The State of Working America," a book published by the Economic Policy Institute, says incomes for households like the Ducharmes' dropped slightly between 1990 and 1995, and have risen by about 2.5 percent since 1995. But average wages went up by only 1 percent, so the rest of that increase must have come largely from extra work hours. A typical middle-income family, the book points out, worked 247 hours, or about six weeks, more in 1998 than it had in 1989.</w:t>
+        <w:t>Wiscasset has had its share of struggles over the years, particularly the closing of the Maine Yankee nuclear power plant in 1996. The backbone of the community are the year-round residents — the "oil to the engine," as Dana Browne, a manager of Treats, a bakery and shop, put it. Many residents who found their way here are described as "from away," a term heard often — and embroidered on a pillow for sale in one of the shops and even adapted to fit on a vanity license plate.</w:t>
         <w:br/>
-        <w:t xml:space="preserve">"It's very good news that we got back to family incomes rising nearly as rapidly as they did during the booming Vietnam War days," said Barry Bluestone, a labor economist at Northeastern University. "However, this time it has come at the expense of rather dramatic increases in hours of work; the earlier time it came out of a much larger increase in wages." </w:t>
+        <w:t>These days, ahead of the busy season, there is no line at Red's, and in the parking lot by the yacht club, there were only a couple sitting in their truck, reading the paper and eating sandwiches on their "date night." The issue driving much of the town's conversations was hotly debated plans to alter Route 1, the main street through downtown, and add traffic lights.</w:t>
         <w:br/>
-        <w:t xml:space="preserve">Indeed, the Ducharmes work hard. Lisa Ducharme worked at the shelter right until she delivered her two younger sons, Nick, nearly 3, and Josh, 11 months. Her oldest son, Kevin, is 12. Steve Ducharme often has to take "carpenter's holidays" when the weather is bad, but he has been averaging 45 hours of work a week lately. He tries to keep his hours down to preserve time with his family, but he is also well aware that the good times may not last. </w:t>
+        <w:t>Even when things pick up, the draw of the area remains the same: It serves as a "sanctuary" for many who come and appreciate the stunning vistas that surround them, said Matthew Robinson, an antiques dealer who has a shop in an old bank across from Red's.</w:t>
         <w:br/>
-        <w:t xml:space="preserve">The bankruptcy showed his vulnerability. After his biceps snapped, he needed an operation, and without insurance that meant $6,000 out of pocket. He could not work at full strength for months. The bills piled up until the pile toppled over. For a while, when Lisa was pregnant with Nick, she would put off prenatal doctor's appointments because under her insurance plan she had to pay for them herself and then be reimbursed, and she lacked the cash. </w:t>
+        <w:t>Visitors here try not to gain notice, and residents often list the names of the celebrities they have come across but have not gawked at. "It's not a place like the Hamptons," Mr. Robinson said. "It's the way people sort of want it," he added. "It doesn't aspire to have a society."</w:t>
         <w:br/>
-        <w:t xml:space="preserve">"That was an awful, awful time," she said. </w:t>
+        <w:t>Across the street, as she worked in her shop, Ms. Schaffer said the area had an undeniable appeal, one that she remembered from visits as a child and that led her move here two decades ago.</w:t>
         <w:br/>
-        <w:t xml:space="preserve">For such families, Professor Bluestone noted, what is most critical is to prevent a recession that would cut their hours of work. What they need most is an economic measure, whether a tax cut or an idea he prefers -- a quick $500 "prosperity rebate" to every taxpayer -- to prevent such a recession. </w:t>
+        <w:t>"My soul's at peace here," she said.</w:t>
         <w:br/>
-        <w:t>It has only been in the last couple of years, Mr. Ducharme said, that he has gotten back to making the kind of money he made in the late 1980's, before the last recession. The current economic slowdown is not affecting him yet, he said. "But believe me, the worries are there. You watch it on the news and it's 'Oh, no, not again!' No, just give me a few years!"</w:t>
+        <w:t>Lynn Murray, who works with Ms. Schaffer, agreed. She had come to Maine for work years ago, then left for Montana only to miss the trees and water, and she quickly sought a way back.</w:t>
         <w:br/>
-        <w:t>The Ducharmes, both high school graduates and the children of factory workers, are not politically active. Mr. Ducharme voted for George W. Bush mainly because he liked the first President George Bush and because he wanted to punish the Clinton administration for what he saw as its sleaziness. Mrs. Ducharme voted for Vice President Al Gore because she liked Bill Clinton's job performance.</w:t>
+        <w:t>"Our way of life," she said, "is the best way of life."</w:t>
         <w:br/>
-        <w:t xml:space="preserve">Mr. Bush's promised tax cut influenced neither of them, they said, because they did not believe it would happen. But now they say they are disturbed by the analyses showing that the tax cut will benefit the rich far more than it will benefit the poor or the middle class. </w:t>
+        <w:t>William K. Rashbaum and Michael Schwirtz contributed reporting from New York.</w:t>
         <w:br/>
-        <w:t>"They'll give back billions to the rich people," Mrs. Ducharme said. "It's not going to the economy." The tax cut will benefit her family, she said, but the money will probably just be eaten up by house expenses or back taxes and make no real difference in their standard of living.</w:t>
+        <w:t>PHOTOS: Wiscasset, Me., a town of more than 3,000 where businesses rely on tourism, and where Joseph Ponte, New York City's correction commissioner, used to live.; More views of Wiscasset, including, near right, the house Mr. Ponte and his wife owned. Investigators found he repeatedly took his city-issued sport-utility vehicle on trips to the area. (PHOTOGRAPHS BY SARAH RICE FOR THE NEW YORK TIMES)</w:t>
         <w:br/>
-        <w:t>She remembers the shame, she said, of having a pink lunch ticket, showing that her lunch, unlike most of the other children's, was subsidized because her family was poor. If the tax-cut money went to the poor, she said, parents could pay for children who cannot now afford to go on school field trips or learn to play an instrument, and save them the humiliation of a pink lunch ticket.</w:t>
+        <w:t>Related Articles</w:t>
         <w:br/>
-        <w:t>"Why should any child have to go through that?" she asked.</w:t>
+        <w:t>Chaos at Rikers, but City Jails Chief Was Gone for 90 Days</w:t>
         <w:br/>
-        <w:t>This is the last article in a series about how taxpayers at varying income levels would be affected by the Bush tax cut proposal.</w:t>
-        <w:br/>
-        <w:br/>
-        <w:t>http://www.nytimes.com</w:t>
-        <w:br/>
-        <w:br/>
-        <w:t>Graphic</w:t>
-        <w:br/>
-        <w:br/>
-        <w:t xml:space="preserve"> </w:t>
-        <w:br/>
-        <w:t>Photo: Steve and Lisa Ducharme and their 11-month-old son, Josh, at the home the boom economy helped them to buy in Alfred, Me. The couple, who a year ago were living in a trailer, say recession is what they fear most. (Jared Leeds for The New York Times)</w:t>
+        <w:t>De Blasio Setting Up a Test: Prison Reformer vs. Rikers Island</w:t>
       </w:r>
     </w:p>
     <w:sectPr>
